--- a/ky/wisdom-stories/friendship-of-horses.docx
+++ b/ky/wisdom-stories/friendship-of-horses.docx
@@ -117,7 +117,7 @@
           <w:sz w:val="22"/>
           <w:lang w:val="ky-KG"/>
         </w:rPr>
-        <w:t xml:space="preserve">Сабак: </w:t>
+        <w:t>Сабак: Жараткан бизди кыйын учурда жалгыз таштабайт; жардам керек болгондо аны адамдын колу аркылуу жиберет. Кээде ошол жардамчы болуу өзүбүзгө туш келет.</w:t>
       </w:r>
       <w:r>
         <w:rPr>
@@ -126,7 +126,6 @@
           <w:sz w:val="22"/>
           <w:lang w:val="ky-KG"/>
         </w:rPr>
-        <w:t>Кыйын учурда жанга жөлөк болгон дос — чоң ырыскы. Кээде өзүң да бирөөгө жол көрсөткөн коңгуроодой бол.</w:t>
       </w:r>
     </w:p>
     <w:p>
@@ -146,7 +145,7 @@
           <w:sz w:val="18"/>
           <w:lang w:val="ky-KG"/>
         </w:rPr>
-        <w:t>Окуя ачык интернет булактарынан алынды.</w:t>
+        <w:t>Аңгемелер ачык интернет булактарынан алынган, иллюстрациялар болсо ЖИ менен түзүлгөн.</w:t>
       </w:r>
     </w:p>
     <w:sectPr>

--- a/ky/wisdom-stories/friendship-of-horses.docx
+++ b/ky/wisdom-stories/friendship-of-horses.docx
@@ -6,148 +6,85 @@
       <w:pPr>
         <w:pStyle w:val="Title"/>
         <w:keepNext/>
-        <w:keepLines w:val="0"/>
-        <w:pageBreakBefore w:val="0"/>
-        <w:widowControl/>
-        <w:spacing w:line="269" w:lineRule="auto" w:after="180" w:before="0"/>
-      </w:pPr>
-      <w:bookmarkStart w:id="10068" w:name="Story_69"/>
+        <w:spacing w:after="180" w:line="269" w:lineRule="auto"/>
+        <w:rPr>
+          <w:rFonts w:ascii="Arial" w:hAnsi="Arial"/>
+          <w:b/>
+          <w:sz w:val="22"/>
+          <w:szCs w:val="22"/>
+          <w:lang w:val="ky-KG"/>
+        </w:rPr>
+      </w:pPr>
+      <w:bookmarkStart w:id="0" w:name="Story_69"/>
       <w:r>
         <w:rPr>
           <w:rFonts w:ascii="Arial" w:hAnsi="Arial"/>
           <w:b/>
-          <w:color w:val="000000"/>
-          <w:sz w:val="34"/>
+          <w:sz w:val="22"/>
+          <w:szCs w:val="22"/>
           <w:lang w:val="ky-KG"/>
         </w:rPr>
         <w:t>Аттардын достугу</w:t>
       </w:r>
-      <w:bookmarkEnd w:id="10068"/>
+      <w:bookmarkEnd w:id="0"/>
     </w:p>
     <w:p>
-      <w:pPr>
-        <w:keepNext w:val="0"/>
-        <w:keepLines w:val="0"/>
-        <w:pageBreakBefore w:val="0"/>
-        <w:widowControl/>
-        <w:spacing w:line="269" w:lineRule="auto" w:after="120" w:before="0"/>
-      </w:pPr>
       <w:r>
-        <w:rPr>
-          <w:rFonts w:ascii="Arial" w:eastAsia="Arial" w:hAnsi="Arial"/>
-          <w:color w:val="000000"/>
-          <w:sz w:val="22"/>
-          <w:lang w:val="ky-KG"/>
-        </w:rPr>
-        <w:t>Үйүмдүн жанындагы фермада эки ат багылат. Алыстан караганда алар башка аттардан эч айырмаланбайт. Бирок жакын барсаң, абдан кызык нерсени көрөсүң: аттардын бири сокур. Ээси аны кыйбай, коопсуз жана жайлуу аткана салдырып берген. Мунун өзү эле өзгөчө таң каларлык камкордук.</w:t>
+        <w:t>Үйүмө жакын жердеги фермада эки жылкы бар. Алыстан карасаң, башка жылкылардан айырмаланбайт. Жакыныраак барганда гана биринин көзү көрбөй турганын байкайсың.</w:t>
       </w:r>
     </w:p>
     <w:p>
-      <w:pPr>
-        <w:keepNext w:val="0"/>
-        <w:keepLines w:val="0"/>
-        <w:pageBreakBefore w:val="0"/>
-        <w:widowControl/>
-        <w:spacing w:line="269" w:lineRule="auto" w:after="120" w:before="0"/>
-      </w:pPr>
       <w:r>
-        <w:rPr>
-          <w:rFonts w:ascii="Arial" w:eastAsia="Arial" w:hAnsi="Arial"/>
-          <w:color w:val="000000"/>
-          <w:sz w:val="22"/>
-          <w:lang w:val="ky-KG"/>
-        </w:rPr>
-        <w:t>Аттарга жакындасаңыз, коңгуроонун үнүн угасыз. Бул үн жүгөнүнө коңгуроо тагылган экинчи, кичирээк, дени сак аттан чыгат. Ошол үн сокур атка шеригинин кайда экенин сезип, артынан ээрчүүгө жардам берет.</w:t>
+        <w:t>Ээси аны кароосуз калтырбай, коопсуз жана жайлуу жашашына шарт түзгөн. Бирок бул жылкынын жашоосун жеңилдеткен досу да бар.</w:t>
       </w:r>
     </w:p>
     <w:p>
-      <w:pPr>
-        <w:keepNext w:val="0"/>
-        <w:keepLines w:val="0"/>
-        <w:pageBreakBefore w:val="0"/>
-        <w:widowControl/>
-        <w:spacing w:line="269" w:lineRule="auto" w:after="120" w:before="0"/>
-      </w:pPr>
       <w:r>
-        <w:rPr>
-          <w:rFonts w:ascii="Arial" w:eastAsia="Arial" w:hAnsi="Arial"/>
-          <w:color w:val="000000"/>
-          <w:sz w:val="22"/>
-          <w:lang w:val="ky-KG"/>
-        </w:rPr>
-        <w:t>Бул эки досту кунт коюп байкасаңыз, коңгуроолуу ат сокур аттын кайда экенин дайыма текшерип турганын көрөсүз; сокур ат болсо коңгуроонун үнүнө кулак салып, акырындан дени сак аттын артынан ээрчийт.</w:t>
+        <w:t>Фермага жакындаганда акырын шыңгыраган үн угулат. Ал экинчи жылкынын ноктосуна тагылган кичинекей коңгуроодон чыгат. Көзү көрбөгөн жылкы досунун кайда экенин ошол үндөн билип, артынан ээрчийт.</w:t>
       </w:r>
     </w:p>
     <w:p>
-      <w:pPr>
-        <w:keepNext/>
-        <w:keepLines w:val="0"/>
-        <w:pageBreakBefore w:val="0"/>
-        <w:widowControl/>
-        <w:spacing w:line="269" w:lineRule="auto" w:after="120" w:before="0"/>
-      </w:pPr>
       <w:r>
-        <w:rPr>
-          <w:rFonts w:ascii="Arial" w:eastAsia="Arial" w:hAnsi="Arial"/>
-          <w:color w:val="000000"/>
-          <w:sz w:val="22"/>
-          <w:lang w:val="ky-KG"/>
-        </w:rPr>
-        <w:t>Коңгуроолуу ат ар күнү кечинде атканага кайтып баратканда, сокур досу коңгуроонун үнүн уга ала турганчалык жакын келе жатканына көзү жетсин деп, анда-санда токтоп, артына карайт.</w:t>
+        <w:t>Бир аз токтоп байкасаң, алардын бири-бирин сөзсүз түшүнөрүн көрөсүң. Коңгуроолуу жылкы улам артына бурулуп, жолдошун карап коёт. Экинчиси болсо тааныш үндү көздөй жай басат.</w:t>
       </w:r>
     </w:p>
     <w:p>
-      <w:pPr>
-        <w:pStyle w:val="Moral"/>
-        <w:keepNext/>
-        <w:keepLines/>
-        <w:pageBreakBefore w:val="0"/>
-        <w:widowControl/>
-        <w:spacing w:before="120" w:after="120" w:line="269" w:lineRule="auto"/>
-        <w:ind w:left="240" w:right="240"/>
-        <w:rPr>
-          <w:lang/>
-        </w:rPr>
-      </w:pPr>
       <w:r>
-        <w:rPr>
-          <w:rFonts w:ascii="Arial" w:hAnsi="Arial"/>
-          <w:b/>
-          <w:color w:val="000000"/>
-          <w:sz w:val="22"/>
-          <w:lang w:val="ky-KG"/>
-        </w:rPr>
-        <w:t>Сабак: Жараткан бизди кыйын учурда жалгыз таштабайт; жардам керек болгондо аны адамдын колу аркылуу жиберет. Кээде ошол жардамчы болуу өзүбүзгө туш келет.</w:t>
-      </w:r>
-      <w:r>
-        <w:rPr>
-          <w:rFonts w:ascii="Arial" w:hAnsi="Arial"/>
-          <w:color w:val="000000"/>
-          <w:sz w:val="22"/>
-          <w:lang w:val="ky-KG"/>
-        </w:rPr>
+        <w:t>Кечинде короого кайтышканда алдыдагы жылкы шашпайт. Бир аз басып, токтоп күтөт. Досу жакындаганда кайра жолун улайт. Ал:</w:t>
       </w:r>
     </w:p>
     <w:p>
-      <w:pPr>
-        <w:keepNext w:val="0"/>
-        <w:keepLines w:val="0"/>
-        <w:pageBreakBefore w:val="0"/>
-        <w:widowControl/>
-        <w:spacing w:before="0" w:after="160" w:line="269" w:lineRule="auto"/>
-        <w:jc w:val="right"/>
-      </w:pPr>
+      <w:r>
+        <w:t>— Мен бул жердемин. Сени күтүп жатам, — дегенсип турат.</w:t>
+      </w:r>
+    </w:p>
+    <w:p>
+      <w:r>
+        <w:t>Бири жол көрсөтөт, экинчиси ага ишенет. Ошентип, үйүнө чогуу кайтышат.</w:t>
+      </w:r>
+    </w:p>
+    <w:p>
       <w:r>
         <w:rPr>
-          <w:rFonts w:ascii="Arial" w:eastAsia="Arial" w:hAnsi="Arial" w:cs="Arial"/>
-          <w:i/>
-          <w:color w:val="000000"/>
-          <w:sz w:val="18"/>
-          <w:lang w:val="ky-KG"/>
+          <w:b/>
+          <w:bCs/>
         </w:rPr>
-        <w:t>Аңгемелер ачык интернет булактарынан алынган, иллюстрациялар болсо ЖИ менен түзүлгөн.</w:t>
+        <w:t>Сабак:</w:t>
+      </w:r>
+      <w:r>
+        <w:t xml:space="preserve"> Кээде Жараткандын мээримин досубуздун камкордугунан сезебиз. Бирде өзүбүз жол көрсөткөн үнгө муктаж болобуз, бирде башка бирөөнү жалгыз калтырбоо кезеги бизге келет.</w:t>
       </w:r>
     </w:p>
+    <w:p>
+      <w:r>
+        <w:rPr>
+          <w:i/>
+          <w:iCs/>
+        </w:rPr>
+        <w:t>Аңгемелер интернеттен чогултулуп, жасалма интеллекттин жардамы менен иштелип чыккан. Бардык сүрөттөр жасалма интеллект аркылуу түзүлгөн.</w:t>
+      </w:r>
+    </w:p>
+    <w:p/>
     <w:sectPr>
       <w:headerReference w:type="even" r:id="rId7"/>
       <w:headerReference w:type="default" r:id="rId8"/>
@@ -978,7 +915,6 @@
     </w:pPr>
     <w:rPr>
       <w:rFonts w:asciiTheme="majorHAnsi" w:eastAsiaTheme="majorEastAsia" w:hAnsiTheme="majorHAnsi" w:cstheme="majorBidi"/>
-      <w:color w:val="000000"/>
       <w:sz w:val="40"/>
       <w:szCs w:val="40"/>
     </w:rPr>
@@ -1000,7 +936,6 @@
     </w:pPr>
     <w:rPr>
       <w:rFonts w:asciiTheme="majorHAnsi" w:eastAsiaTheme="majorEastAsia" w:hAnsiTheme="majorHAnsi" w:cstheme="majorBidi"/>
-      <w:color w:val="000000"/>
       <w:sz w:val="32"/>
       <w:szCs w:val="32"/>
     </w:rPr>
@@ -1023,7 +958,6 @@
     </w:pPr>
     <w:rPr>
       <w:rFonts w:eastAsiaTheme="majorEastAsia" w:cstheme="majorBidi"/>
-      <w:color w:val="000000"/>
       <w:sz w:val="28"/>
       <w:szCs w:val="28"/>
     </w:rPr>
@@ -1048,7 +982,6 @@
       <w:rFonts w:eastAsiaTheme="majorEastAsia" w:cstheme="majorBidi"/>
       <w:i/>
       <w:iCs/>
-      <w:color w:val="000000"/>
     </w:rPr>
   </w:style>
   <w:style w:type="paragraph" w:styleId="Heading5">
@@ -1069,7 +1002,6 @@
     </w:pPr>
     <w:rPr>
       <w:rFonts w:eastAsiaTheme="majorEastAsia" w:cstheme="majorBidi"/>
-      <w:color w:val="000000"/>
     </w:rPr>
   </w:style>
   <w:style w:type="paragraph" w:styleId="Heading6">
@@ -1092,7 +1024,6 @@
       <w:rFonts w:eastAsiaTheme="majorEastAsia" w:cstheme="majorBidi"/>
       <w:i/>
       <w:iCs/>
-      <w:color w:val="000000"/>
     </w:rPr>
   </w:style>
   <w:style w:type="paragraph" w:styleId="Heading7">
@@ -1113,7 +1044,6 @@
     </w:pPr>
     <w:rPr>
       <w:rFonts w:eastAsiaTheme="majorEastAsia" w:cstheme="majorBidi"/>
-      <w:color w:val="000000"/>
     </w:rPr>
   </w:style>
   <w:style w:type="paragraph" w:styleId="Heading8">
@@ -1136,7 +1066,6 @@
       <w:rFonts w:eastAsiaTheme="majorEastAsia" w:cstheme="majorBidi"/>
       <w:i/>
       <w:iCs/>
-      <w:color w:val="000000"/>
     </w:rPr>
   </w:style>
   <w:style w:type="paragraph" w:styleId="Heading9">
@@ -1157,13 +1086,11 @@
     </w:pPr>
     <w:rPr>
       <w:rFonts w:eastAsiaTheme="majorEastAsia" w:cstheme="majorBidi"/>
-      <w:color w:val="000000"/>
     </w:rPr>
   </w:style>
   <w:style w:type="character" w:default="1" w:styleId="DefaultParagraphFont">
     <w:name w:val="Default Paragraph Font"/>
     <w:uiPriority w:val="1"/>
-    <w:semiHidden/>
     <w:unhideWhenUsed/>
   </w:style>
   <w:style w:type="table" w:default="1" w:styleId="TableNormal">
@@ -1319,7 +1246,6 @@
     </w:pPr>
     <w:rPr>
       <w:rFonts w:asciiTheme="majorHAnsi" w:eastAsiaTheme="majorEastAsia" w:hAnsiTheme="majorHAnsi" w:cstheme="majorBidi"/>
-      <w:color w:val="000000"/>
       <w:spacing w:val="-10"/>
       <w:kern w:val="28"/>
       <w:sz w:val="56"/>
@@ -1355,7 +1281,6 @@
     </w:pPr>
     <w:rPr>
       <w:rFonts w:eastAsiaTheme="majorEastAsia" w:cstheme="majorBidi"/>
-      <w:color w:val="000000"/>
       <w:spacing w:val="15"/>
       <w:sz w:val="28"/>
       <w:szCs w:val="28"/>
@@ -1390,7 +1315,6 @@
     <w:rPr>
       <w:i/>
       <w:iCs/>
-      <w:color w:val="000000"/>
     </w:rPr>
   </w:style>
   <w:style w:type="character" w:customStyle="1" w:styleId="QuoteChar">
@@ -1415,9 +1339,6 @@
       <w:ind w:left="720"/>
       <w:contextualSpacing/>
     </w:pPr>
-    <w:rPr>
-      <w:color w:val="000000"/>
-    </w:rPr>
   </w:style>
   <w:style w:type="character" w:styleId="IntenseEmphasis">
     <w:name w:val="Intense Emphasis"/>
@@ -1447,7 +1368,6 @@
     <w:rPr>
       <w:i/>
       <w:iCs/>
-      <w:color w:val="000000"/>
     </w:rPr>
   </w:style>
   <w:style w:type="character" w:customStyle="1" w:styleId="IntenseQuoteChar">
@@ -1487,9 +1407,6 @@
     <w:pPr>
       <w:spacing w:after="100"/>
     </w:pPr>
-    <w:rPr>
-      <w:color w:val="000000"/>
-    </w:rPr>
   </w:style>
   <w:style w:type="paragraph" w:customStyle="1" w:styleId="Moral">
     <w:name w:val="Moral"/>
@@ -1501,7 +1418,6 @@
     <w:rPr>
       <w:rFonts w:ascii="Arial" w:eastAsia="Arial" w:hAnsi="Arial"/>
       <w:i/>
-      <w:color w:val="000000"/>
       <w:kern w:val="0"/>
       <w:sz w:val="22"/>
       <w:szCs w:val="22"/>
@@ -1523,9 +1439,6 @@
       </w:tabs>
       <w:spacing w:after="0" w:line="240" w:lineRule="auto"/>
     </w:pPr>
-    <w:rPr>
-      <w:color w:val="000000"/>
-    </w:rPr>
   </w:style>
   <w:style w:type="character" w:customStyle="1" w:styleId="HeaderChar">
     <w:name w:val="Header Char"/>
@@ -1548,9 +1461,6 @@
       </w:tabs>
       <w:spacing w:after="0" w:line="240" w:lineRule="auto"/>
     </w:pPr>
-    <w:rPr>
-      <w:color w:val="000000"/>
-    </w:rPr>
   </w:style>
   <w:style w:type="character" w:customStyle="1" w:styleId="FooterChar">
     <w:name w:val="Footer Char"/>
@@ -1573,7 +1483,6 @@
     </w:pPr>
     <w:rPr>
       <w:rFonts w:eastAsiaTheme="minorEastAsia"/>
-      <w:color w:val="000000"/>
     </w:rPr>
   </w:style>
   <w:style w:type="paragraph" w:styleId="TOC3">
@@ -1590,7 +1499,6 @@
     </w:pPr>
     <w:rPr>
       <w:rFonts w:eastAsiaTheme="minorEastAsia"/>
-      <w:color w:val="000000"/>
     </w:rPr>
   </w:style>
   <w:style w:type="paragraph" w:styleId="TOC4">
@@ -1607,7 +1515,6 @@
     </w:pPr>
     <w:rPr>
       <w:rFonts w:eastAsiaTheme="minorEastAsia"/>
-      <w:color w:val="000000"/>
     </w:rPr>
   </w:style>
   <w:style w:type="paragraph" w:styleId="TOC5">
@@ -1624,7 +1531,6 @@
     </w:pPr>
     <w:rPr>
       <w:rFonts w:eastAsiaTheme="minorEastAsia"/>
-      <w:color w:val="000000"/>
     </w:rPr>
   </w:style>
   <w:style w:type="paragraph" w:styleId="TOC6">
@@ -1641,7 +1547,6 @@
     </w:pPr>
     <w:rPr>
       <w:rFonts w:eastAsiaTheme="minorEastAsia"/>
-      <w:color w:val="000000"/>
     </w:rPr>
   </w:style>
   <w:style w:type="paragraph" w:styleId="TOC7">
@@ -1658,7 +1563,6 @@
     </w:pPr>
     <w:rPr>
       <w:rFonts w:eastAsiaTheme="minorEastAsia"/>
-      <w:color w:val="000000"/>
     </w:rPr>
   </w:style>
   <w:style w:type="paragraph" w:styleId="TOC8">
@@ -1675,7 +1579,6 @@
     </w:pPr>
     <w:rPr>
       <w:rFonts w:eastAsiaTheme="minorEastAsia"/>
-      <w:color w:val="000000"/>
     </w:rPr>
   </w:style>
   <w:style w:type="paragraph" w:styleId="TOC9">
@@ -1692,7 +1595,6 @@
     </w:pPr>
     <w:rPr>
       <w:rFonts w:eastAsiaTheme="minorEastAsia"/>
-      <w:color w:val="000000"/>
     </w:rPr>
   </w:style>
   <w:style w:type="paragraph" w:styleId="TOCHeading">
@@ -1708,7 +1610,6 @@
       <w:outlineLvl w:val="9"/>
     </w:pPr>
     <w:rPr>
-      <w:color w:val="000000"/>
       <w:kern w:val="0"/>
       <w:sz w:val="32"/>
       <w:szCs w:val="32"/>

--- a/ky/wisdom-stories/friendship-of-horses.docx
+++ b/ky/wisdom-stories/friendship-of-horses.docx
@@ -45,7 +45,7 @@
     </w:p>
     <w:p>
       <w:r>
-        <w:t>Бир аз токтоп байкасаң, алардын бири-бирин сөзсүз түшүнөрүн көрөсүң. Коңгуроолуу жылкы улам артына бурулуп, жолдошун карап коёт. Экинчиси болсо тааныш үндү көздөй жай басат.</w:t>
+        <w:t>Бир аз токтоп байкасаң, алардын бири-бирин сөз айтпай эле түшүнөрүн көрөсүң. Коңгуроолуу жылкы улам артына бурулуп, жолдошун карап коёт. Экинчиси болсо тааныш үндү көздөй жай басат.</w:t>
       </w:r>
     </w:p>
     <w:p>
